--- a/tillsyn/A 43222-2024 tillsynsbegäran.docx
+++ b/tillsyn/A 43222-2024 tillsynsbegäran.docx
@@ -580,7 +580,7 @@
     <w:r>
       <w:tab/>
       <w:tab/>
-      <w:t>2026-01-21</w:t>
+      <w:t>2026-01-23</w:t>
       <w:br/>
       <w:br/>
     </w:r>

--- a/tillsyn/A 43222-2024 tillsynsbegäran.docx
+++ b/tillsyn/A 43222-2024 tillsynsbegäran.docx
@@ -580,7 +580,7 @@
     <w:r>
       <w:tab/>
       <w:tab/>
-      <w:t>2026-01-23</w:t>
+      <w:t>2026-01-24</w:t>
       <w:br/>
       <w:br/>
     </w:r>

--- a/tillsyn/A 43222-2024 tillsynsbegäran.docx
+++ b/tillsyn/A 43222-2024 tillsynsbegäran.docx
@@ -580,7 +580,7 @@
     <w:r>
       <w:tab/>
       <w:tab/>
-      <w:t>2026-01-24</w:t>
+      <w:t>2026-01-25</w:t>
       <w:br/>
       <w:br/>
     </w:r>

--- a/tillsyn/A 43222-2024 tillsynsbegäran.docx
+++ b/tillsyn/A 43222-2024 tillsynsbegäran.docx
@@ -580,7 +580,7 @@
     <w:r>
       <w:tab/>
       <w:tab/>
-      <w:t>2026-01-25</w:t>
+      <w:t>2026-01-26</w:t>
       <w:br/>
       <w:br/>
     </w:r>

--- a/tillsyn/A 43222-2024 tillsynsbegäran.docx
+++ b/tillsyn/A 43222-2024 tillsynsbegäran.docx
@@ -580,7 +580,7 @@
     <w:r>
       <w:tab/>
       <w:tab/>
-      <w:t>2026-01-26</w:t>
+      <w:t>2026-01-27</w:t>
       <w:br/>
       <w:br/>
     </w:r>

--- a/tillsyn/A 43222-2024 tillsynsbegäran.docx
+++ b/tillsyn/A 43222-2024 tillsynsbegäran.docx
@@ -580,7 +580,7 @@
     <w:r>
       <w:tab/>
       <w:tab/>
-      <w:t>2026-01-27</w:t>
+      <w:t>2026-01-28</w:t>
       <w:br/>
       <w:br/>
     </w:r>

--- a/tillsyn/A 43222-2024 tillsynsbegäran.docx
+++ b/tillsyn/A 43222-2024 tillsynsbegäran.docx
@@ -95,10 +95,48 @@
         <w:rPr>
           <w:b/>
         </w:rPr>
+        <w:t>Bronshjon</w:t>
+      </w:r>
+      <w:r>
+        <w:t xml:space="preserve"> är en skalbagge vars larvutveckling sker under grov bark på stammar av döda eller döende barrträd, främst gran, i mindre omfattning tall. Arten är knuten till äldre, naturskogslik granskog med inslag av torkande träd. Bronshjon är typisk art för </w:t>
+      </w:r>
+      <w:r>
+        <w:rPr>
+          <w:i/>
+        </w:rPr>
+        <w:t>9010 Taiga</w:t>
+      </w:r>
+      <w:r>
+        <w:t xml:space="preserve"> (SLU Artdatabanken, 2025).</w:t>
+      </w:r>
+    </w:p>
+    <w:p>
+      <w:r>
+        <w:rPr>
+          <w:b/>
+        </w:rPr>
         <w:t>Garnlav (NT)</w:t>
       </w:r>
       <w:r>
-        <w:t xml:space="preserve"> är en utpräglad barrskogsart som ibland kan drapera träden i norrländska grannaturskogar med hög luftfuktighet. Den förekommer även i talldominerade bestånd där den, förutom i trädens grenverk, påträffas hängande över ojämnheter i tallbarken. Arten har minskat starkt i södra och mellersta Sverige och den minskar även i sitt nordliga utbredningsområde. Orsaken till tillbakagången beror främst på slutavverkningar av naturskogsartade skogar. Bestånd med riklig förekomst bör regelmässigt sparas. Garnlav är värdväxt för den mycket sällsynta och akut hotade fjärilen barrskogslavfly (CR) som hör hemma i boreala barrskogar med riklig förekomst av värdväxten. Tidigare kunde arten konstateras årligen på flera platser vid Dala-Floda i Dalarna innan lokalerna kalavverkades. Senaste fyndet i landet av barrskogslavfly är från år 2000 då den påträffades vid Högberget i Sollefteå kommun (SLU Artdatabanken, 2024).</w:t>
+        <w:t xml:space="preserve"> är en utpräglad barrskogsart som ibland kan drapera träden i norrländska grannaturskogar med hög luftfuktighet. Den förekommer även i talldominerade bestånd där den, förutom i trädens grenverk, påträffas hängande över ojämnheter i tallbarken. Arten har minskat starkt i södra och mellersta Sverige och den minskar även i sitt nordliga utbredningsområde. Orsaken till tillbakagången beror främst på slutavverkningar av naturskogsartade skogar. Bestånd med riklig förekomst bör regelmässigt sparas. Garnlav är värdväxt för den mycket sällsynta och akut hotade fjärilen barrskogslavfly (CR) som hör hemma i boreala barrskogar med riklig förekomst av värdväxten. Tidigare kunde arten konstateras årligen på flera platser vid Dala-Floda i Dalarna innan lokalerna kalavverkades. Senaste fyndet i landet av barrskogslavfly är från år 2000 då den påträffades vid Högberget i Sollefteå kommun. Garnlav är typisk art för </w:t>
+      </w:r>
+      <w:r>
+        <w:rPr>
+          <w:i/>
+        </w:rPr>
+        <w:t xml:space="preserve">9010 Taiga </w:t>
+      </w:r>
+      <w:r>
+        <w:t>och</w:t>
+      </w:r>
+      <w:r>
+        <w:rPr>
+          <w:i/>
+        </w:rPr>
+        <w:t xml:space="preserve"> 9070 Trädklädd betesmark </w:t>
+      </w:r>
+      <w:r>
+        <w:t xml:space="preserve"> (SLU Artdatabanken, 2024).</w:t>
       </w:r>
     </w:p>
     <w:p>
@@ -118,7 +156,16 @@
         <w:t>Corticeus longulus</w:t>
       </w:r>
       <w:r>
-        <w:t xml:space="preserve"> (VU), tallbarksvartbagge (VU), tallgångbagge (VU) och cholodkovskys bastborre (NT). Den mindre märgborrens måsvingeliknande gnaggångar är lätta att känna igen och hittas ofta på grova tallgrenar på marken. Rika förekomster av främst mindre märgborre men även skarptandad barkborre (NT) är en signal för artrikedom och inventeringar har visat att det är i skogar med en naturlig självgallring som det skapas förutsättningar för dessa arter samt de efterföljande åtgärdsprogramsarterna. Tallskogar med stark förekomst av mindre märgborre och skarptandad barkborre bör avsättas som reservat. Generellt bör hänsyn tas vid slutavverkning av talldominerad skog så att avverkningsrester som gren- och toppdelar lämnas (Pettersson, 2014; Hedgren, 2012; Gunnarsson m fl., 1999).</w:t>
+        <w:t xml:space="preserve"> (VU), tallbarksvartbagge (VU), tallgångbagge (VU) och cholodkovskys bastborre (NT). Den mindre märgborrens måsvingeliknande gnaggångar är lätta att känna igen och hittas ofta på grova tallgrenar på marken. Rika förekomster av främst mindre märgborre men även skarptandad barkborre (NT) är en signal för artrikedom och inventeringar har visat att det är i skogar med en naturlig självgallring som det skapas förutsättningar för dessa arter samt de efterföljande åtgärdsprogramsarterna. Tallskogar med stark förekomst av mindre märgborre och skarptandad barkborre bör avsättas som reservat. Generellt bör hänsyn tas vid slutavverkning av talldominerad skog så att avverkningsrester som gren- och toppdelar lämnas. Mindre märgborre är typisk art för </w:t>
+      </w:r>
+      <w:r>
+        <w:rPr>
+          <w:i/>
+        </w:rPr>
+        <w:t>9060 Åsbarrskog</w:t>
+      </w:r>
+      <w:r>
+        <w:t xml:space="preserve"> (Pettersson, 2014; Hedgren, 2012; Gunnarsson m fl., 1999).</w:t>
       </w:r>
     </w:p>
     <w:p>
@@ -167,7 +214,25 @@
         <w:t>Spillkråka (NT, §4)</w:t>
       </w:r>
       <w:r>
-        <w:t xml:space="preserve"> är rödlistad som nära hotad och ingår i bilaga 1 i EU:s fågeldirektiv. Den minskar i population på grund av minskad tillgång på lämpliga bo- och födoträd och minskad födotillgång. Spillkråkans minskningstakt har uppgått till 19 (24–10) % under de senaste 15 åren. Minskningstakten för den svenska populationen bedöms vara nära gränsvärdet för Sårbar (VU) (A2bc). Skogsbruk med korta omloppstider och täta, homogena ungskogar utgör det största hotet, (SLU Artdatabanken, 2023).</w:t>
+        <w:t xml:space="preserve"> är rödlistad som nära hotad och ingår i bilaga 1 i EU:s fågeldirektiv. Den minskar i population på grund av minskad tillgång på lämpliga bo- och födoträd och minskad födotillgång. Spillkråkans minskningstakt har uppgått till 19 (24–10) % under de senaste 15 åren. Minskningstakten för den svenska populationen bedöms vara nära gränsvärdet för Sårbar (VU) (A2bc). Skogsbruk med korta omloppstider och täta, homogena ungskogar utgör det största hotet. Spillkråka är typisk art för </w:t>
+      </w:r>
+      <w:r>
+        <w:rPr>
+          <w:i/>
+        </w:rPr>
+        <w:t xml:space="preserve">9010 Taiga </w:t>
+      </w:r>
+      <w:r>
+        <w:t>och</w:t>
+      </w:r>
+      <w:r>
+        <w:rPr>
+          <w:i/>
+        </w:rPr>
+        <w:t xml:space="preserve"> 9740 Skogsbevuxen myr </w:t>
+      </w:r>
+      <w:r>
+        <w:t>(SLU Artdatabanken, 2023).</w:t>
       </w:r>
     </w:p>
     <w:p>
@@ -178,7 +243,25 @@
         <w:t>Tjäder (§4)</w:t>
       </w:r>
       <w:r>
-        <w:t xml:space="preserve"> är en utpräglad skogsfågel knuten till större sammanhängande barrskogsområden. Tupparna och hönorna utnyttjar till viss del olika miljöer, och habitatvalet varierar dessutom mellan olika delar av året. För att det ska finnas livskraftiga tjäderbestånd krävs funktionella skogslandskap med en blandning av uppvuxen, gles och luckig skog, täta sumpskogar, myrar och andra små våtmarker. Arten försvinner när skogen fragmenteras och den sammanlagda arealen hyggen och andra öppna områden blir för stor. Ett småskaligt och försiktigt virkesuttag genom hyggesfria metoder kan i vissa fall vara möjligt i området inom 200 m från lekcentrum. Längre ut från lekcentrum, inom 200–500 m bör den avverkade ytan inte överskrida 1 hektar för att undvika alltför stora och snabba förändringar (Skogsstyrelsen, 2019).</w:t>
+        <w:t xml:space="preserve"> omfattas av bilaga 1 och 2 EU:s fågeldirektiv och är typisk art för </w:t>
+      </w:r>
+      <w:r>
+        <w:rPr>
+          <w:i/>
+        </w:rPr>
+        <w:t xml:space="preserve">9010 Taiga </w:t>
+      </w:r>
+      <w:r>
+        <w:t xml:space="preserve">och </w:t>
+      </w:r>
+      <w:r>
+        <w:rPr>
+          <w:i/>
+        </w:rPr>
+        <w:t>9740 Skogsbevuxen myr</w:t>
+      </w:r>
+      <w:r>
+        <w:t>. Tjädern är en utpräglad skogsfågel knuten till större sammanhängande barrskogsområden. Tupparna och hönorna utnyttjar till viss del olika miljöer, och habitatvalet varierar dessutom mellan olika delar av året. För att det ska finnas livskraftiga tjäderbestånd krävs funktionella skogslandskap med en blandning av uppvuxen, gles och luckig skog, täta sumpskogar, myrar och andra små våtmarker. Arten försvinner när skogen fragmenteras och den sammanlagda arealen hyggen och andra öppna områden blir för stor. Ett småskaligt och försiktigt virkesuttag genom hyggesfria metoder kan i vissa fall vara möjligt i området inom 200 m från lekcentrum. Längre ut från lekcentrum, inom 200–500 m bör den avverkade ytan inte överskrida 1 hektar för att undvika alltför stora och snabba förändringar (Skogsstyrelsen, 2019; SLU Artdatabanken, 2024).</w:t>
       </w:r>
     </w:p>
     <w:p>
@@ -235,7 +318,16 @@
     </w:p>
     <w:p>
       <w:r>
-        <w:t>Rika förekomster av främst mindre märgborre men även skarptandad barkborre (NT) är en signal för artrikedom och inventeringar har visat att det är i skogar med en naturlig självgallring som det skapas förutsättningar för dessa arter samt de efterföljande åtgärdsprogramsarterna (Pettersson, 2014; Hedgren, 2012). Tallskogar med stark förekomst av mindre märgborre och skarptandad barkborre bör avsättas som reservat. Generellt bör hänsyn tas vid slutavverkning av talldominerad skog så att avverkningsrester som gren- och toppdelar (s.k. GROT) lämnas (Pettersson, 2014).</w:t>
+        <w:t xml:space="preserve">Rika förekomster av främst mindre märgborre men även skarptandad barkborre (NT) är en signal för artrikedom och inventeringar har visat att det är i skogar med en naturlig självgallring som det skapas förutsättningar för dessa arter samt de efterföljande åtgärdsprogramsarterna (Pettersson, 2014; Hedgren, 2012). Tallskogar med stark förekomst av mindre märgborre och skarptandad barkborre bör avsättas som reservat. Generellt bör hänsyn tas vid slutavverkning av talldominerad skog så att avverkningsrester som gren- och toppdelar (s.k. GROT) lämnas. Mindre märgborre är typisk art för </w:t>
+      </w:r>
+      <w:r>
+        <w:rPr>
+          <w:i/>
+        </w:rPr>
+        <w:t>9060 Åsbarrskog</w:t>
+      </w:r>
+      <w:r>
+        <w:t xml:space="preserve"> (Pettersson, 2014; SLU Artdatabanken, 2024).</w:t>
       </w:r>
     </w:p>
     <w:p>
@@ -346,6 +438,20 @@
     </w:p>
     <w:p>
       <w:r>
+        <w:t xml:space="preserve">SLU Artdatabanken, 2024. </w:t>
+      </w:r>
+      <w:r>
+        <w:rPr>
+          <w:i/>
+        </w:rPr>
+        <w:t xml:space="preserve">Artfaktablad. Naturvård – artfakta. </w:t>
+      </w:r>
+      <w:r>
+        <w:t>SLU Artdatabanken, Uppsala.</w:t>
+      </w:r>
+    </w:p>
+    <w:p>
+      <w:r>
         <w:t xml:space="preserve">Wikars, L.-O., Hansson, J. &amp; Hedgren, O., 2010. </w:t>
       </w:r>
       <w:r>
@@ -382,12 +488,30 @@
     </w:p>
     <w:p>
       <w:r>
-        <w:t>Spillkråka (NT) är rödlistad som nära hotad, fridlyst enligt §4 Artskyddsförordningen och ingår i bilaga 1 i EU:s fågeldirektiv. Spillkråka lever i både barr- och blandskog liksom i ren lövskog. De tätaste populationerna tenderar att finnas i äldre, variationsrik blandskog med gott om död ved och gamla träd.</w:t>
+        <w:t xml:space="preserve">Spillkråka (NT) är rödlistad som nära hotad, fridlyst enligt §4 Artskyddsförordningen, typisk art för </w:t>
+      </w:r>
+      <w:r>
+        <w:rPr>
+          <w:i/>
+        </w:rPr>
+        <w:t xml:space="preserve">9010 Taiga </w:t>
+      </w:r>
+      <w:r>
+        <w:t>och</w:t>
+      </w:r>
+      <w:r>
+        <w:rPr>
+          <w:i/>
+        </w:rPr>
+        <w:t xml:space="preserve"> 9740 Skogsbevuxen myr</w:t>
+      </w:r>
+      <w:r>
+        <w:t xml:space="preserve"> och ingår i bilaga 1 i EU:s fågeldirektiv. Spillkråka lever i både barr- och blandskog liksom i ren lövskog. De tätaste populationerna tenderar att finnas i äldre, variationsrik blandskog med gott om död ved och gamla träd.</w:t>
       </w:r>
     </w:p>
     <w:p>
       <w:r>
-        <w:t>Varje par utnyttjar 400–1000 hektar skog beroende på skogens kvalitet. En minskning av populationen pågår på grund av minskad tillgång på lämpliga bo- och födoträd och minskad födotillgång. Spillkråkans minskningstakt har uppgått till 19 (24–10) % under de senaste 15 åren. Minskningstakten för den svenska populationen bedöms vara nära gränsvärdet för Sårbar (VU) (A2bc). Skogsbruk med korta omloppstider och täta, homogena ungskogar utgör det största hotet (Artdatabanken 2023).</w:t>
+        <w:t>Varje par utnyttjar 400–1000 hektar skog beroende på skogens kvalitet. En minskning av populationen pågår på grund av minskad tillgång på lämpliga bo- och födoträd och minskad födotillgång. Spillkråkans minskningstakt har uppgått till 19 (24–10) % under de senaste 15 åren. Minskningstakten för den svenska populationen bedöms vara nära gränsvärdet för Sårbar (VU) (A2bc). Skogsbruk med korta omloppstider och täta, homogena ungskogar utgör det största hotet (SLU Artdatabanken 2023).</w:t>
       </w:r>
     </w:p>
     <w:p>
@@ -422,7 +546,25 @@
     </w:p>
     <w:p>
       <w:r>
-        <w:t>Tjäder (§4) är en utpräglad skogsfågel knuten till större sammanhängande barrskogsområden. Tupparna och hönorna utnyttjar till viss del olika miljöer, och habitatvalet varierar dessutom mellan olika delar av året. För att det ska finnas livskraftiga tjäderbestånd krävs funktionella skogslandskap med en blandning av uppvuxen, gles och luckig skog, täta sumpskogar, myrar och andra små våtmarker (Skogsstyrelsen, 2019).</w:t>
+        <w:t xml:space="preserve">Tjäder (§4) omfattas av bilaga 1 och 2 EU:s fågeldirektiv och är typisk art för </w:t>
+      </w:r>
+      <w:r>
+        <w:rPr>
+          <w:i/>
+        </w:rPr>
+        <w:t xml:space="preserve">9010 Taiga </w:t>
+      </w:r>
+      <w:r>
+        <w:t xml:space="preserve">och </w:t>
+      </w:r>
+      <w:r>
+        <w:rPr>
+          <w:i/>
+        </w:rPr>
+        <w:t>9740 Skogsbevuxen myr</w:t>
+      </w:r>
+      <w:r>
+        <w:t>. Tjädern är en utpräglad skogsfågel knuten till större sammanhängande barrskogsområden. Tupparna och hönorna utnyttjar till viss del olika miljöer, och habitatvalet varierar dessutom mellan olika delar av året. För att det ska finnas livskraftiga tjäderbestånd krävs funktionella skogslandskap med en blandning av uppvuxen, gles och luckig skog, täta sumpskogar, myrar och andra små våtmarker (Skogsstyrelsen, 2019; SLU Artdatabanken 2024).</w:t>
       </w:r>
     </w:p>
     <w:p>
@@ -446,10 +588,21 @@
         <w:rPr>
           <w:i/>
         </w:rPr>
-        <w:t xml:space="preserve">Vägledning för hänsyn till fåglar – tjäder. </w:t>
+        <w:t>Vägledning för hänsyn till fåglar – tjäder.</w:t>
+      </w:r>
+    </w:p>
+    <w:p>
+      <w:r>
+        <w:t xml:space="preserve">SLU Artdatabanken, 2024. </w:t>
       </w:r>
       <w:r>
-        <w:t>https://www.skogsstyrelsen.se/globalassets/lag-och-tillsyn/artskydd/vagledningar-for-hansyn-till-faglar/tjader-vagledning-hansyn2.pdf</w:t>
+        <w:rPr>
+          <w:i/>
+        </w:rPr>
+        <w:t xml:space="preserve">Artfaktablad. Naturvård – artfakta. </w:t>
+      </w:r>
+      <w:r>
+        <w:t>SLU Artdatabanken, Uppsala</w:t>
       </w:r>
     </w:p>
     <w:sectPr>
@@ -580,7 +733,7 @@
     <w:r>
       <w:tab/>
       <w:tab/>
-      <w:t>2026-01-28</w:t>
+      <w:t>2026-01-29</w:t>
       <w:br/>
       <w:br/>
     </w:r>

--- a/tillsyn/A 43222-2024 tillsynsbegäran.docx
+++ b/tillsyn/A 43222-2024 tillsynsbegäran.docx
@@ -733,7 +733,7 @@
     <w:r>
       <w:tab/>
       <w:tab/>
-      <w:t>2026-01-29</w:t>
+      <w:t>2026-01-30</w:t>
       <w:br/>
       <w:br/>
     </w:r>

--- a/tillsyn/A 43222-2024 tillsynsbegäran.docx
+++ b/tillsyn/A 43222-2024 tillsynsbegäran.docx
@@ -733,7 +733,7 @@
     <w:r>
       <w:tab/>
       <w:tab/>
-      <w:t>2026-01-30</w:t>
+      <w:t>2026-01-31</w:t>
       <w:br/>
       <w:br/>
     </w:r>

--- a/tillsyn/A 43222-2024 tillsynsbegäran.docx
+++ b/tillsyn/A 43222-2024 tillsynsbegäran.docx
@@ -733,7 +733,7 @@
     <w:r>
       <w:tab/>
       <w:tab/>
-      <w:t>2026-02-08</w:t>
+      <w:t>2026-02-09</w:t>
       <w:br/>
       <w:br/>
     </w:r>

--- a/tillsyn/A 43222-2024 tillsynsbegäran.docx
+++ b/tillsyn/A 43222-2024 tillsynsbegäran.docx
@@ -733,7 +733,7 @@
     <w:r>
       <w:tab/>
       <w:tab/>
-      <w:t>2026-02-09</w:t>
+      <w:t>2026-02-10</w:t>
       <w:br/>
       <w:br/>
     </w:r>

--- a/tillsyn/A 43222-2024 tillsynsbegäran.docx
+++ b/tillsyn/A 43222-2024 tillsynsbegäran.docx
@@ -733,7 +733,7 @@
     <w:r>
       <w:tab/>
       <w:tab/>
-      <w:t>2026-02-10</w:t>
+      <w:t>2026-02-11</w:t>
       <w:br/>
       <w:br/>
     </w:r>

--- a/tillsyn/A 43222-2024 tillsynsbegäran.docx
+++ b/tillsyn/A 43222-2024 tillsynsbegäran.docx
@@ -733,7 +733,7 @@
     <w:r>
       <w:tab/>
       <w:tab/>
-      <w:t>2026-02-11</w:t>
+      <w:t>2026-02-12</w:t>
       <w:br/>
       <w:br/>
     </w:r>

--- a/tillsyn/A 43222-2024 tillsynsbegäran.docx
+++ b/tillsyn/A 43222-2024 tillsynsbegäran.docx
@@ -733,7 +733,7 @@
     <w:r>
       <w:tab/>
       <w:tab/>
-      <w:t>2026-02-12</w:t>
+      <w:t>2026-02-13</w:t>
       <w:br/>
       <w:br/>
     </w:r>

--- a/tillsyn/A 43222-2024 tillsynsbegäran.docx
+++ b/tillsyn/A 43222-2024 tillsynsbegäran.docx
@@ -733,7 +733,7 @@
     <w:r>
       <w:tab/>
       <w:tab/>
-      <w:t>2026-02-13</w:t>
+      <w:t>2026-02-17</w:t>
       <w:br/>
       <w:br/>
     </w:r>

--- a/tillsyn/A 43222-2024 tillsynsbegäran.docx
+++ b/tillsyn/A 43222-2024 tillsynsbegäran.docx
@@ -733,7 +733,7 @@
     <w:r>
       <w:tab/>
       <w:tab/>
-      <w:t>2026-02-17</w:t>
+      <w:t>2026-02-19</w:t>
       <w:br/>
       <w:br/>
     </w:r>

--- a/tillsyn/A 43222-2024 tillsynsbegäran.docx
+++ b/tillsyn/A 43222-2024 tillsynsbegäran.docx
@@ -733,7 +733,7 @@
     <w:r>
       <w:tab/>
       <w:tab/>
-      <w:t>2026-02-19</w:t>
+      <w:t>2026-02-20</w:t>
       <w:br/>
       <w:br/>
     </w:r>

--- a/tillsyn/A 43222-2024 tillsynsbegäran.docx
+++ b/tillsyn/A 43222-2024 tillsynsbegäran.docx
@@ -733,7 +733,7 @@
     <w:r>
       <w:tab/>
       <w:tab/>
-      <w:t>2026-02-20</w:t>
+      <w:t>2026-02-21</w:t>
       <w:br/>
       <w:br/>
     </w:r>

--- a/tillsyn/A 43222-2024 tillsynsbegäran.docx
+++ b/tillsyn/A 43222-2024 tillsynsbegäran.docx
@@ -733,7 +733,7 @@
     <w:r>
       <w:tab/>
       <w:tab/>
-      <w:t>2026-02-21</w:t>
+      <w:t>2026-02-22</w:t>
       <w:br/>
       <w:br/>
     </w:r>

--- a/tillsyn/A 43222-2024 tillsynsbegäran.docx
+++ b/tillsyn/A 43222-2024 tillsynsbegäran.docx
@@ -733,7 +733,7 @@
     <w:r>
       <w:tab/>
       <w:tab/>
-      <w:t>2026-02-22</w:t>
+      <w:t>2026-02-23</w:t>
       <w:br/>
       <w:br/>
     </w:r>

--- a/tillsyn/A 43222-2024 tillsynsbegäran.docx
+++ b/tillsyn/A 43222-2024 tillsynsbegäran.docx
@@ -733,7 +733,7 @@
     <w:r>
       <w:tab/>
       <w:tab/>
-      <w:t>2026-02-23</w:t>
+      <w:t>2026-02-24</w:t>
       <w:br/>
       <w:br/>
     </w:r>

--- a/tillsyn/A 43222-2024 tillsynsbegäran.docx
+++ b/tillsyn/A 43222-2024 tillsynsbegäran.docx
@@ -733,7 +733,7 @@
     <w:r>
       <w:tab/>
       <w:tab/>
-      <w:t>2026-02-24</w:t>
+      <w:t>2026-02-25</w:t>
       <w:br/>
       <w:br/>
     </w:r>

--- a/tillsyn/A 43222-2024 tillsynsbegäran.docx
+++ b/tillsyn/A 43222-2024 tillsynsbegäran.docx
@@ -733,7 +733,7 @@
     <w:r>
       <w:tab/>
       <w:tab/>
-      <w:t>2026-02-25</w:t>
+      <w:t>2026-02-26</w:t>
       <w:br/>
       <w:br/>
     </w:r>

--- a/tillsyn/A 43222-2024 tillsynsbegäran.docx
+++ b/tillsyn/A 43222-2024 tillsynsbegäran.docx
@@ -733,7 +733,7 @@
     <w:r>
       <w:tab/>
       <w:tab/>
-      <w:t>2026-02-26</w:t>
+      <w:t>2026-02-28</w:t>
       <w:br/>
       <w:br/>
     </w:r>

--- a/tillsyn/A 43222-2024 tillsynsbegäran.docx
+++ b/tillsyn/A 43222-2024 tillsynsbegäran.docx
@@ -733,7 +733,7 @@
     <w:r>
       <w:tab/>
       <w:tab/>
-      <w:t>2026-02-28</w:t>
+      <w:t>2026-03-01</w:t>
       <w:br/>
       <w:br/>
     </w:r>

--- a/tillsyn/A 43222-2024 tillsynsbegäran.docx
+++ b/tillsyn/A 43222-2024 tillsynsbegäran.docx
@@ -733,7 +733,7 @@
     <w:r>
       <w:tab/>
       <w:tab/>
-      <w:t>2026-03-01</w:t>
+      <w:t>2026-03-02</w:t>
       <w:br/>
       <w:br/>
     </w:r>

--- a/tillsyn/A 43222-2024 tillsynsbegäran.docx
+++ b/tillsyn/A 43222-2024 tillsynsbegäran.docx
@@ -133,7 +133,7 @@
         <w:rPr>
           <w:i/>
         </w:rPr>
-        <w:t xml:space="preserve"> 9070 Trädklädd betesmark </w:t>
+        <w:t xml:space="preserve"> 9070 Trädklädd betesmark</w:t>
       </w:r>
       <w:r>
         <w:t xml:space="preserve"> (SLU Artdatabanken, 2024).</w:t>
@@ -733,7 +733,7 @@
     <w:r>
       <w:tab/>
       <w:tab/>
-      <w:t>2026-03-02</w:t>
+      <w:t>2026-03-03</w:t>
       <w:br/>
       <w:br/>
     </w:r>

--- a/tillsyn/A 43222-2024 tillsynsbegäran.docx
+++ b/tillsyn/A 43222-2024 tillsynsbegäran.docx
@@ -733,7 +733,7 @@
     <w:r>
       <w:tab/>
       <w:tab/>
-      <w:t>2026-03-03</w:t>
+      <w:t>2026-03-04</w:t>
       <w:br/>
       <w:br/>
     </w:r>

--- a/tillsyn/A 43222-2024 tillsynsbegäran.docx
+++ b/tillsyn/A 43222-2024 tillsynsbegäran.docx
@@ -733,7 +733,7 @@
     <w:r>
       <w:tab/>
       <w:tab/>
-      <w:t>2026-03-04</w:t>
+      <w:t>2026-03-05</w:t>
       <w:br/>
       <w:br/>
     </w:r>

--- a/tillsyn/A 43222-2024 tillsynsbegäran.docx
+++ b/tillsyn/A 43222-2024 tillsynsbegäran.docx
@@ -733,7 +733,7 @@
     <w:r>
       <w:tab/>
       <w:tab/>
-      <w:t>2026-03-05</w:t>
+      <w:t>2026-03-06</w:t>
       <w:br/>
       <w:br/>
     </w:r>

--- a/tillsyn/A 43222-2024 tillsynsbegäran.docx
+++ b/tillsyn/A 43222-2024 tillsynsbegäran.docx
@@ -733,7 +733,7 @@
     <w:r>
       <w:tab/>
       <w:tab/>
-      <w:t>2026-03-06</w:t>
+      <w:t>2026-03-07</w:t>
       <w:br/>
       <w:br/>
     </w:r>

--- a/tillsyn/A 43222-2024 tillsynsbegäran.docx
+++ b/tillsyn/A 43222-2024 tillsynsbegäran.docx
@@ -733,7 +733,7 @@
     <w:r>
       <w:tab/>
       <w:tab/>
-      <w:t>2026-03-07</w:t>
+      <w:t>2026-03-08</w:t>
       <w:br/>
       <w:br/>
     </w:r>

--- a/tillsyn/A 43222-2024 tillsynsbegäran.docx
+++ b/tillsyn/A 43222-2024 tillsynsbegäran.docx
@@ -733,7 +733,7 @@
     <w:r>
       <w:tab/>
       <w:tab/>
-      <w:t>2026-03-08</w:t>
+      <w:t>2026-03-09</w:t>
       <w:br/>
       <w:br/>
     </w:r>

--- a/tillsyn/A 43222-2024 tillsynsbegäran.docx
+++ b/tillsyn/A 43222-2024 tillsynsbegäran.docx
@@ -733,7 +733,7 @@
     <w:r>
       <w:tab/>
       <w:tab/>
-      <w:t>2026-03-09</w:t>
+      <w:t>2026-03-10</w:t>
       <w:br/>
       <w:br/>
     </w:r>

--- a/tillsyn/A 43222-2024 tillsynsbegäran.docx
+++ b/tillsyn/A 43222-2024 tillsynsbegäran.docx
@@ -214,7 +214,7 @@
         <w:t>Spillkråka (NT, §4)</w:t>
       </w:r>
       <w:r>
-        <w:t xml:space="preserve"> är rödlistad som nära hotad och ingår i bilaga 1 i EU:s fågeldirektiv. Den minskar i population på grund av minskad tillgång på lämpliga bo- och födoträd och minskad födotillgång. Spillkråkans minskningstakt har uppgått till 19 (24–10) % under de senaste 15 åren. Minskningstakten för den svenska populationen bedöms vara nära gränsvärdet för Sårbar (VU) (A2bc). Skogsbruk med korta omloppstider och täta, homogena ungskogar utgör det största hotet. Spillkråka är typisk art för </w:t>
+        <w:t xml:space="preserve"> är rödlistad som nära hotad och ingår i bilaga 1 i EU:s fågeldirektiv. Den minskar i population på grund av minskad tillgång på lämpliga bo- och födoträd och minskad födotillgång. Spillkråkans minskningstakt har uppgått till 19 (24–10) % under de senaste 15 åren och bedöms vara nära gränsvärdet för Sårbar (VU) (A2bc). Spillkråka är en nyckelart i skogliga miljöer vars övergivna bohål utnyttjas av flera andra hålhäckande fågelarter och fladdermöss. Den behöver grova träd, främst tall, asp och bok som boträd. Skogsbruk med korta omloppstider och täta, homogena ungskogar utgör det största hotet. Spillkråka är typisk art för </w:t>
       </w:r>
       <w:r>
         <w:rPr>
@@ -232,7 +232,7 @@
         <w:t xml:space="preserve"> 9740 Skogsbevuxen myr </w:t>
       </w:r>
       <w:r>
-        <w:t>(SLU Artdatabanken, 2023).</w:t>
+        <w:t>(SLU Artdatabanken, 2025; Skogsstyrelsen 2016).</w:t>
       </w:r>
     </w:p>
     <w:p>
@@ -506,7 +506,7 @@
         <w:t xml:space="preserve"> 9740 Skogsbevuxen myr</w:t>
       </w:r>
       <w:r>
-        <w:t xml:space="preserve"> och ingår i bilaga 1 i EU:s fågeldirektiv. Spillkråka lever i både barr- och blandskog liksom i ren lövskog. De tätaste populationerna tenderar att finnas i äldre, variationsrik blandskog med gott om död ved och gamla träd.</w:t>
+        <w:t xml:space="preserve"> och ingår i bilaga 1 i EU:s fågeldirektiv. Spillkråka lever i både barr- och blandskog liksom i ren lövskog. De tätaste populationerna tenderar att finnas i äldre, variationsrik blandskog med gott om död ved och gamla träd. Spillkråka är en nyckelart i skogliga miljöer vars övergivna bohål utnyttjas av flera andra hålhäckande fågelarter och fladdermöss (SLU Artdatabanken, 2023; Skogsstyrelsen 2016).</w:t>
       </w:r>
     </w:p>
     <w:p>
@@ -524,7 +524,21 @@
     </w:p>
     <w:p>
       <w:r>
-        <w:t xml:space="preserve">SLU Artdatabanken, 2021. </w:t>
+        <w:t xml:space="preserve">Skogsstyrelsen, 2016. </w:t>
+      </w:r>
+      <w:r>
+        <w:rPr>
+          <w:i/>
+        </w:rPr>
+        <w:t xml:space="preserve">Vägledning för hänsyn till spillkråka. </w:t>
+      </w:r>
+      <w:r>
+        <w:t>Vägledningar och kunskapsstöd artskydd – Skogsstyrelsen.</w:t>
+      </w:r>
+    </w:p>
+    <w:p>
+      <w:r>
+        <w:t xml:space="preserve">SLU Artdatabanken, 2023. </w:t>
       </w:r>
       <w:r>
         <w:rPr>
@@ -733,7 +747,7 @@
     <w:r>
       <w:tab/>
       <w:tab/>
-      <w:t>2026-03-10</w:t>
+      <w:t>2026-03-11</w:t>
       <w:br/>
       <w:br/>
     </w:r>

--- a/tillsyn/A 43222-2024 tillsynsbegäran.docx
+++ b/tillsyn/A 43222-2024 tillsynsbegäran.docx
@@ -747,7 +747,7 @@
     <w:r>
       <w:tab/>
       <w:tab/>
-      <w:t>2026-03-11</w:t>
+      <w:t>2026-03-12</w:t>
       <w:br/>
       <w:br/>
     </w:r>

--- a/tillsyn/A 43222-2024 tillsynsbegäran.docx
+++ b/tillsyn/A 43222-2024 tillsynsbegäran.docx
@@ -747,7 +747,7 @@
     <w:r>
       <w:tab/>
       <w:tab/>
-      <w:t>2026-03-12</w:t>
+      <w:t>2026-03-13</w:t>
       <w:br/>
       <w:br/>
     </w:r>

--- a/tillsyn/A 43222-2024 tillsynsbegäran.docx
+++ b/tillsyn/A 43222-2024 tillsynsbegäran.docx
@@ -747,7 +747,7 @@
     <w:r>
       <w:tab/>
       <w:tab/>
-      <w:t>2026-04-14</w:t>
+      <w:t>2026-04-15</w:t>
       <w:br/>
       <w:br/>
     </w:r>

--- a/tillsyn/A 43222-2024 tillsynsbegäran.docx
+++ b/tillsyn/A 43222-2024 tillsynsbegäran.docx
@@ -747,7 +747,7 @@
     <w:r>
       <w:tab/>
       <w:tab/>
-      <w:t>2026-04-15</w:t>
+      <w:t>2026-04-16</w:t>
       <w:br/>
       <w:br/>
     </w:r>

--- a/tillsyn/A 43222-2024 tillsynsbegäran.docx
+++ b/tillsyn/A 43222-2024 tillsynsbegäran.docx
@@ -747,7 +747,7 @@
     <w:r>
       <w:tab/>
       <w:tab/>
-      <w:t>2026-04-16</w:t>
+      <w:t>2026-04-17</w:t>
       <w:br/>
       <w:br/>
     </w:r>

--- a/tillsyn/A 43222-2024 tillsynsbegäran.docx
+++ b/tillsyn/A 43222-2024 tillsynsbegäran.docx
@@ -747,7 +747,7 @@
     <w:r>
       <w:tab/>
       <w:tab/>
-      <w:t>2026-04-17</w:t>
+      <w:t>2026-04-18</w:t>
       <w:br/>
       <w:br/>
     </w:r>

--- a/tillsyn/A 43222-2024 tillsynsbegäran.docx
+++ b/tillsyn/A 43222-2024 tillsynsbegäran.docx
@@ -747,7 +747,7 @@
     <w:r>
       <w:tab/>
       <w:tab/>
-      <w:t>2026-04-18</w:t>
+      <w:t>2026-04-19</w:t>
       <w:br/>
       <w:br/>
     </w:r>

--- a/tillsyn/A 43222-2024 tillsynsbegäran.docx
+++ b/tillsyn/A 43222-2024 tillsynsbegäran.docx
@@ -747,7 +747,7 @@
     <w:r>
       <w:tab/>
       <w:tab/>
-      <w:t>2026-04-19</w:t>
+      <w:t>2026-04-20</w:t>
       <w:br/>
       <w:br/>
     </w:r>

--- a/tillsyn/A 43222-2024 tillsynsbegäran.docx
+++ b/tillsyn/A 43222-2024 tillsynsbegäran.docx
@@ -747,7 +747,7 @@
     <w:r>
       <w:tab/>
       <w:tab/>
-      <w:t>2026-04-20</w:t>
+      <w:t>2026-04-21</w:t>
       <w:br/>
       <w:br/>
     </w:r>

--- a/tillsyn/A 43222-2024 tillsynsbegäran.docx
+++ b/tillsyn/A 43222-2024 tillsynsbegäran.docx
@@ -747,7 +747,7 @@
     <w:r>
       <w:tab/>
       <w:tab/>
-      <w:t>2026-04-21</w:t>
+      <w:t>2026-04-22</w:t>
       <w:br/>
       <w:br/>
     </w:r>

--- a/tillsyn/A 43222-2024 tillsynsbegäran.docx
+++ b/tillsyn/A 43222-2024 tillsynsbegäran.docx
@@ -747,7 +747,7 @@
     <w:r>
       <w:tab/>
       <w:tab/>
-      <w:t>2026-04-22</w:t>
+      <w:t>2026-04-23</w:t>
       <w:br/>
       <w:br/>
     </w:r>

--- a/tillsyn/A 43222-2024 tillsynsbegäran.docx
+++ b/tillsyn/A 43222-2024 tillsynsbegäran.docx
@@ -747,7 +747,7 @@
     <w:r>
       <w:tab/>
       <w:tab/>
-      <w:t>2026-04-23</w:t>
+      <w:t>2026-04-24</w:t>
       <w:br/>
       <w:br/>
     </w:r>

--- a/tillsyn/A 43222-2024 tillsynsbegäran.docx
+++ b/tillsyn/A 43222-2024 tillsynsbegäran.docx
@@ -747,7 +747,7 @@
     <w:r>
       <w:tab/>
       <w:tab/>
-      <w:t>2026-04-24</w:t>
+      <w:t>2026-04-25</w:t>
       <w:br/>
       <w:br/>
     </w:r>

--- a/tillsyn/A 43222-2024 tillsynsbegäran.docx
+++ b/tillsyn/A 43222-2024 tillsynsbegäran.docx
@@ -747,7 +747,7 @@
     <w:r>
       <w:tab/>
       <w:tab/>
-      <w:t>2026-04-25</w:t>
+      <w:t>2026-04-26</w:t>
       <w:br/>
       <w:br/>
     </w:r>

--- a/tillsyn/A 43222-2024 tillsynsbegäran.docx
+++ b/tillsyn/A 43222-2024 tillsynsbegäran.docx
@@ -747,7 +747,7 @@
     <w:r>
       <w:tab/>
       <w:tab/>
-      <w:t>2026-04-26</w:t>
+      <w:t>2026-04-27</w:t>
       <w:br/>
       <w:br/>
     </w:r>

--- a/tillsyn/A 43222-2024 tillsynsbegäran.docx
+++ b/tillsyn/A 43222-2024 tillsynsbegäran.docx
@@ -747,7 +747,7 @@
     <w:r>
       <w:tab/>
       <w:tab/>
-      <w:t>2026-04-27</w:t>
+      <w:t>2026-04-28</w:t>
       <w:br/>
       <w:br/>
     </w:r>

--- a/tillsyn/A 43222-2024 tillsynsbegäran.docx
+++ b/tillsyn/A 43222-2024 tillsynsbegäran.docx
@@ -747,7 +747,7 @@
     <w:r>
       <w:tab/>
       <w:tab/>
-      <w:t>2026-04-28</w:t>
+      <w:t>2026-04-29</w:t>
       <w:br/>
       <w:br/>
     </w:r>
